--- a/Semana05/Tarea4_SistemaEnvios/evidencia.docx
+++ b/Semana05/Tarea4_SistemaEnvios/evidencia.docx
@@ -11,11 +11,9 @@
       <w:r>
         <w:t xml:space="preserve">Repositorio creado método </w:t>
       </w:r>
-      <w:proofErr w:type="spellStart"/>
       <w:r>
-        <w:t>envio</w:t>
+        <w:t>envió</w:t>
       </w:r>
-      <w:proofErr w:type="spellEnd"/>
     </w:p>
     <w:p>
       <w:r>
@@ -83,6 +81,91 @@
                     <a:xfrm>
                       <a:off x="0" y="0"/>
                       <a:ext cx="5612130" cy="3091815"/>
+                    </a:xfrm>
+                    <a:prstGeom prst="rect">
+                      <a:avLst/>
+                    </a:prstGeom>
+                  </pic:spPr>
+                </pic:pic>
+              </a:graphicData>
+            </a:graphic>
+          </wp:inline>
+        </w:drawing>
+      </w:r>
+    </w:p>
+    <w:p>
+      <w:r>
+        <w:lastRenderedPageBreak/>
+        <w:t>Envio internacional y Nacional</w:t>
+      </w:r>
+      <w:r>
+        <w:br/>
+      </w:r>
+      <w:r>
+        <w:drawing>
+          <wp:inline distT="0" distB="0" distL="0" distR="0" wp14:anchorId="68F19487" wp14:editId="3C207354">
+            <wp:extent cx="5612130" cy="2932430"/>
+            <wp:effectExtent l="0" t="0" r="7620" b="1270"/>
+            <wp:docPr id="1563827578" name="Imagen 1"/>
+            <wp:cNvGraphicFramePr>
+              <a:graphicFrameLocks xmlns:a="http://schemas.openxmlformats.org/drawingml/2006/main" noChangeAspect="1"/>
+            </wp:cNvGraphicFramePr>
+            <a:graphic xmlns:a="http://schemas.openxmlformats.org/drawingml/2006/main">
+              <a:graphicData uri="http://schemas.openxmlformats.org/drawingml/2006/picture">
+                <pic:pic xmlns:pic="http://schemas.openxmlformats.org/drawingml/2006/picture">
+                  <pic:nvPicPr>
+                    <pic:cNvPr id="1563827578" name=""/>
+                    <pic:cNvPicPr/>
+                  </pic:nvPicPr>
+                  <pic:blipFill>
+                    <a:blip r:embed="rId6"/>
+                    <a:stretch>
+                      <a:fillRect/>
+                    </a:stretch>
+                  </pic:blipFill>
+                  <pic:spPr>
+                    <a:xfrm>
+                      <a:off x="0" y="0"/>
+                      <a:ext cx="5612130" cy="2932430"/>
+                    </a:xfrm>
+                    <a:prstGeom prst="rect">
+                      <a:avLst/>
+                    </a:prstGeom>
+                  </pic:spPr>
+                </pic:pic>
+              </a:graphicData>
+            </a:graphic>
+          </wp:inline>
+        </w:drawing>
+      </w:r>
+    </w:p>
+    <w:p>
+      <w:r>
+        <w:drawing>
+          <wp:inline distT="0" distB="0" distL="0" distR="0" wp14:anchorId="191DF55C" wp14:editId="75759EB6">
+            <wp:extent cx="5612130" cy="2991485"/>
+            <wp:effectExtent l="0" t="0" r="7620" b="0"/>
+            <wp:docPr id="1118442134" name="Imagen 1"/>
+            <wp:cNvGraphicFramePr>
+              <a:graphicFrameLocks xmlns:a="http://schemas.openxmlformats.org/drawingml/2006/main" noChangeAspect="1"/>
+            </wp:cNvGraphicFramePr>
+            <a:graphic xmlns:a="http://schemas.openxmlformats.org/drawingml/2006/main">
+              <a:graphicData uri="http://schemas.openxmlformats.org/drawingml/2006/picture">
+                <pic:pic xmlns:pic="http://schemas.openxmlformats.org/drawingml/2006/picture">
+                  <pic:nvPicPr>
+                    <pic:cNvPr id="1118442134" name=""/>
+                    <pic:cNvPicPr/>
+                  </pic:nvPicPr>
+                  <pic:blipFill>
+                    <a:blip r:embed="rId7"/>
+                    <a:stretch>
+                      <a:fillRect/>
+                    </a:stretch>
+                  </pic:blipFill>
+                  <pic:spPr>
+                    <a:xfrm>
+                      <a:off x="0" y="0"/>
+                      <a:ext cx="5612130" cy="2991485"/>
                     </a:xfrm>
                     <a:prstGeom prst="rect">
                       <a:avLst/>
